--- a/CSPS17_Rapport_Fin_Mission_v2.docx
+++ b/CSPS17_Rapport_Fin_Mission_v2.docx
@@ -28,6 +28,12 @@
         <w:gridCol w:w="9746"/>
       </w:tblGrid>
       <w:tr>
+        <w:tblPrEx>
+          <w:tblCellMar>
+            <w:top w:w="0" w:type="dxa"/>
+            <w:bottom w:w="0" w:type="dxa"/>
+          </w:tblCellMar>
+        </w:tblPrEx>
         <w:tc>
           <w:tcPr>
             <w:tcW w:w="0" w:type="auto"/>
@@ -100,6 +106,12 @@
         <w:gridCol w:w="9746"/>
       </w:tblGrid>
       <w:tr>
+        <w:tblPrEx>
+          <w:tblCellMar>
+            <w:top w:w="0" w:type="dxa"/>
+            <w:bottom w:w="0" w:type="dxa"/>
+          </w:tblCellMar>
+        </w:tblPrEx>
         <w:tc>
           <w:tcPr>
             <w:tcW w:w="0" w:type="auto"/>
@@ -158,6 +170,12 @@
         <w:gridCol w:w="4835"/>
       </w:tblGrid>
       <w:tr>
+        <w:tblPrEx>
+          <w:tblCellMar>
+            <w:top w:w="0" w:type="dxa"/>
+            <w:bottom w:w="0" w:type="dxa"/>
+          </w:tblCellMar>
+        </w:tblPrEx>
         <w:tc>
           <w:tcPr>
             <w:tcW w:w="0" w:type="auto"/>
@@ -182,7 +200,7 @@
                 <w:bCs/>
                 <w:color w:val="FFFFFF"/>
               </w:rPr>
-              <w:t>Chantier / Adresse</w:t>
+              <w:t>Chantier / Adresse : {{chantier_nom}} — {{chantier_adresse}}</w:t>
             </w:r>
           </w:p>
         </w:tc>
@@ -210,7 +228,7 @@
                 <w:bCs/>
                 <w:color w:val="FFFFFF"/>
               </w:rPr>
-              <w:t>Maître d'Ouvrage</w:t>
+              <w:t>Maître d'Ouvrage : {{moa_nom}}</w:t>
             </w:r>
           </w:p>
         </w:tc>
@@ -244,6 +262,12 @@
         </w:tc>
       </w:tr>
       <w:tr>
+        <w:tblPrEx>
+          <w:tblCellMar>
+            <w:top w:w="0" w:type="dxa"/>
+            <w:bottom w:w="0" w:type="dxa"/>
+          </w:tblCellMar>
+        </w:tblPrEx>
         <w:tc>
           <w:tcPr>
             <w:tcW w:w="0" w:type="auto"/>
@@ -308,6 +332,12 @@
         </w:tc>
       </w:tr>
       <w:tr>
+        <w:tblPrEx>
+          <w:tblCellMar>
+            <w:top w:w="0" w:type="dxa"/>
+            <w:bottom w:w="0" w:type="dxa"/>
+          </w:tblCellMar>
+        </w:tblPrEx>
         <w:tc>
           <w:tcPr>
             <w:tcW w:w="0" w:type="auto"/>
@@ -332,7 +362,7 @@
                 <w:bCs/>
                 <w:color w:val="FFFFFF"/>
               </w:rPr>
-              <w:t>Nature des travaux</w:t>
+              <w:t>Nature des travaux : {{chantier_nature}}</w:t>
             </w:r>
           </w:p>
         </w:tc>
@@ -394,6 +424,12 @@
         </w:tc>
       </w:tr>
       <w:tr>
+        <w:tblPrEx>
+          <w:tblCellMar>
+            <w:top w:w="0" w:type="dxa"/>
+            <w:bottom w:w="0" w:type="dxa"/>
+          </w:tblCellMar>
+        </w:tblPrEx>
         <w:tc>
           <w:tcPr>
             <w:tcW w:w="0" w:type="auto"/>
@@ -453,6 +489,12 @@
         </w:tc>
       </w:tr>
       <w:tr>
+        <w:tblPrEx>
+          <w:tblCellMar>
+            <w:top w:w="0" w:type="dxa"/>
+            <w:bottom w:w="0" w:type="dxa"/>
+          </w:tblCellMar>
+        </w:tblPrEx>
         <w:tc>
           <w:tcPr>
             <w:tcW w:w="0" w:type="auto"/>
@@ -539,6 +581,12 @@
         </w:tc>
       </w:tr>
       <w:tr>
+        <w:tblPrEx>
+          <w:tblCellMar>
+            <w:top w:w="0" w:type="dxa"/>
+            <w:bottom w:w="0" w:type="dxa"/>
+          </w:tblCellMar>
+        </w:tblPrEx>
         <w:tc>
           <w:tcPr>
             <w:tcW w:w="0" w:type="auto"/>
@@ -624,6 +672,12 @@
         <w:gridCol w:w="9746"/>
       </w:tblGrid>
       <w:tr>
+        <w:tblPrEx>
+          <w:tblCellMar>
+            <w:top w:w="0" w:type="dxa"/>
+            <w:bottom w:w="0" w:type="dxa"/>
+          </w:tblCellMar>
+        </w:tblPrEx>
         <w:tc>
           <w:tcPr>
             <w:tcW w:w="0" w:type="auto"/>
@@ -682,6 +736,12 @@
         <w:gridCol w:w="2926"/>
       </w:tblGrid>
       <w:tr>
+        <w:tblPrEx>
+          <w:tblCellMar>
+            <w:top w:w="0" w:type="dxa"/>
+            <w:bottom w:w="0" w:type="dxa"/>
+          </w:tblCellMar>
+        </w:tblPrEx>
         <w:tc>
           <w:tcPr>
             <w:tcW w:w="0" w:type="auto"/>
@@ -822,6 +882,12 @@
         </w:tc>
       </w:tr>
       <w:tr>
+        <w:tblPrEx>
+          <w:tblCellMar>
+            <w:top w:w="0" w:type="dxa"/>
+            <w:bottom w:w="0" w:type="dxa"/>
+          </w:tblCellMar>
+        </w:tblPrEx>
         <w:tc>
           <w:tcPr>
             <w:tcW w:w="0" w:type="auto"/>
@@ -881,6 +947,12 @@
         </w:tc>
       </w:tr>
       <w:tr>
+        <w:tblPrEx>
+          <w:tblCellMar>
+            <w:top w:w="0" w:type="dxa"/>
+            <w:bottom w:w="0" w:type="dxa"/>
+          </w:tblCellMar>
+        </w:tblPrEx>
         <w:tc>
           <w:tcPr>
             <w:tcW w:w="0" w:type="auto"/>
@@ -985,6 +1057,12 @@
         </w:tc>
       </w:tr>
       <w:tr>
+        <w:tblPrEx>
+          <w:tblCellMar>
+            <w:top w:w="0" w:type="dxa"/>
+            <w:bottom w:w="0" w:type="dxa"/>
+          </w:tblCellMar>
+        </w:tblPrEx>
         <w:tc>
           <w:tcPr>
             <w:tcW w:w="0" w:type="auto"/>
@@ -1044,6 +1122,12 @@
         </w:tc>
       </w:tr>
       <w:tr>
+        <w:tblPrEx>
+          <w:tblCellMar>
+            <w:top w:w="0" w:type="dxa"/>
+            <w:bottom w:w="0" w:type="dxa"/>
+          </w:tblCellMar>
+        </w:tblPrEx>
         <w:tc>
           <w:tcPr>
             <w:tcW w:w="0" w:type="auto"/>
@@ -1166,6 +1250,12 @@
         </w:tc>
       </w:tr>
       <w:tr>
+        <w:tblPrEx>
+          <w:tblCellMar>
+            <w:top w:w="0" w:type="dxa"/>
+            <w:bottom w:w="0" w:type="dxa"/>
+          </w:tblCellMar>
+        </w:tblPrEx>
         <w:tc>
           <w:tcPr>
             <w:tcW w:w="0" w:type="auto"/>
@@ -1251,6 +1341,12 @@
         <w:gridCol w:w="9746"/>
       </w:tblGrid>
       <w:tr>
+        <w:tblPrEx>
+          <w:tblCellMar>
+            <w:top w:w="0" w:type="dxa"/>
+            <w:bottom w:w="0" w:type="dxa"/>
+          </w:tblCellMar>
+        </w:tblPrEx>
         <w:tc>
           <w:tcPr>
             <w:tcW w:w="0" w:type="auto"/>
@@ -1309,6 +1405,12 @@
         <w:gridCol w:w="2394"/>
       </w:tblGrid>
       <w:tr>
+        <w:tblPrEx>
+          <w:tblCellMar>
+            <w:top w:w="0" w:type="dxa"/>
+            <w:bottom w:w="0" w:type="dxa"/>
+          </w:tblCellMar>
+        </w:tblPrEx>
         <w:tc>
           <w:tcPr>
             <w:tcW w:w="0" w:type="auto"/>
@@ -1395,6 +1497,12 @@
         </w:tc>
       </w:tr>
       <w:tr>
+        <w:tblPrEx>
+          <w:tblCellMar>
+            <w:top w:w="0" w:type="dxa"/>
+            <w:bottom w:w="0" w:type="dxa"/>
+          </w:tblCellMar>
+        </w:tblPrEx>
         <w:tc>
           <w:tcPr>
             <w:tcW w:w="0" w:type="auto"/>
@@ -1481,6 +1589,12 @@
         <w:gridCol w:w="1879"/>
       </w:tblGrid>
       <w:tr>
+        <w:tblPrEx>
+          <w:tblCellMar>
+            <w:top w:w="0" w:type="dxa"/>
+            <w:bottom w:w="0" w:type="dxa"/>
+          </w:tblCellMar>
+        </w:tblPrEx>
         <w:tc>
           <w:tcPr>
             <w:tcW w:w="0" w:type="auto"/>
@@ -1539,6 +1653,12 @@
         </w:tc>
       </w:tr>
       <w:tr>
+        <w:tblPrEx>
+          <w:tblCellMar>
+            <w:top w:w="0" w:type="dxa"/>
+            <w:bottom w:w="0" w:type="dxa"/>
+          </w:tblCellMar>
+        </w:tblPrEx>
         <w:tc>
           <w:tcPr>
             <w:tcW w:w="0" w:type="auto"/>
@@ -1591,6 +1711,12 @@
         </w:tc>
       </w:tr>
       <w:tr>
+        <w:tblPrEx>
+          <w:tblCellMar>
+            <w:top w:w="0" w:type="dxa"/>
+            <w:bottom w:w="0" w:type="dxa"/>
+          </w:tblCellMar>
+        </w:tblPrEx>
         <w:tc>
           <w:tcPr>
             <w:tcW w:w="0" w:type="auto"/>
@@ -1643,6 +1769,12 @@
         </w:tc>
       </w:tr>
       <w:tr>
+        <w:tblPrEx>
+          <w:tblCellMar>
+            <w:top w:w="0" w:type="dxa"/>
+            <w:bottom w:w="0" w:type="dxa"/>
+          </w:tblCellMar>
+        </w:tblPrEx>
         <w:tc>
           <w:tcPr>
             <w:tcW w:w="0" w:type="auto"/>
@@ -1721,6 +1853,12 @@
         <w:gridCol w:w="9746"/>
       </w:tblGrid>
       <w:tr>
+        <w:tblPrEx>
+          <w:tblCellMar>
+            <w:top w:w="0" w:type="dxa"/>
+            <w:bottom w:w="0" w:type="dxa"/>
+          </w:tblCellMar>
+        </w:tblPrEx>
         <w:tc>
           <w:tcPr>
             <w:tcW w:w="0" w:type="auto"/>
@@ -1780,6 +1918,12 @@
         <w:gridCol w:w="2418"/>
       </w:tblGrid>
       <w:tr>
+        <w:tblPrEx>
+          <w:tblCellMar>
+            <w:top w:w="0" w:type="dxa"/>
+            <w:bottom w:w="0" w:type="dxa"/>
+          </w:tblCellMar>
+        </w:tblPrEx>
         <w:tc>
           <w:tcPr>
             <w:tcW w:w="0" w:type="auto"/>
@@ -1894,6 +2038,12 @@
         </w:tc>
       </w:tr>
       <w:tr>
+        <w:tblPrEx>
+          <w:tblCellMar>
+            <w:top w:w="0" w:type="dxa"/>
+            <w:bottom w:w="0" w:type="dxa"/>
+          </w:tblCellMar>
+        </w:tblPrEx>
         <w:tc>
           <w:tcPr>
             <w:tcW w:w="0" w:type="auto"/>
@@ -1921,6 +2071,7 @@
                 <w:b/>
                 <w:bCs/>
               </w:rPr>
+              <w:lastRenderedPageBreak/>
               <w:t>1</w:t>
             </w:r>
           </w:p>
@@ -1989,6 +2140,12 @@
         </w:tc>
       </w:tr>
       <w:tr>
+        <w:tblPrEx>
+          <w:tblCellMar>
+            <w:top w:w="0" w:type="dxa"/>
+            <w:bottom w:w="0" w:type="dxa"/>
+          </w:tblCellMar>
+        </w:tblPrEx>
         <w:tc>
           <w:tcPr>
             <w:tcW w:w="0" w:type="auto"/>
@@ -2084,6 +2241,12 @@
         </w:tc>
       </w:tr>
       <w:tr>
+        <w:tblPrEx>
+          <w:tblCellMar>
+            <w:top w:w="0" w:type="dxa"/>
+            <w:bottom w:w="0" w:type="dxa"/>
+          </w:tblCellMar>
+        </w:tblPrEx>
         <w:tc>
           <w:tcPr>
             <w:tcW w:w="0" w:type="auto"/>
@@ -2179,6 +2342,12 @@
         </w:tc>
       </w:tr>
       <w:tr>
+        <w:tblPrEx>
+          <w:tblCellMar>
+            <w:top w:w="0" w:type="dxa"/>
+            <w:bottom w:w="0" w:type="dxa"/>
+          </w:tblCellMar>
+        </w:tblPrEx>
         <w:tc>
           <w:tcPr>
             <w:tcW w:w="0" w:type="auto"/>
@@ -2300,6 +2469,12 @@
         <w:gridCol w:w="9746"/>
       </w:tblGrid>
       <w:tr>
+        <w:tblPrEx>
+          <w:tblCellMar>
+            <w:top w:w="0" w:type="dxa"/>
+            <w:bottom w:w="0" w:type="dxa"/>
+          </w:tblCellMar>
+        </w:tblPrEx>
         <w:tc>
           <w:tcPr>
             <w:tcW w:w="0" w:type="auto"/>
@@ -2358,6 +2533,12 @@
         <w:gridCol w:w="1082"/>
       </w:tblGrid>
       <w:tr>
+        <w:tblPrEx>
+          <w:tblCellMar>
+            <w:top w:w="0" w:type="dxa"/>
+            <w:bottom w:w="0" w:type="dxa"/>
+          </w:tblCellMar>
+        </w:tblPrEx>
         <w:tc>
           <w:tcPr>
             <w:tcW w:w="0" w:type="auto"/>
@@ -2435,6 +2616,12 @@
         </w:tc>
       </w:tr>
       <w:tr>
+        <w:tblPrEx>
+          <w:tblCellMar>
+            <w:top w:w="0" w:type="dxa"/>
+            <w:bottom w:w="0" w:type="dxa"/>
+          </w:tblCellMar>
+        </w:tblPrEx>
         <w:tc>
           <w:tcPr>
             <w:tcW w:w="0" w:type="auto"/>
@@ -2513,6 +2700,12 @@
         </w:tc>
       </w:tr>
       <w:tr>
+        <w:tblPrEx>
+          <w:tblCellMar>
+            <w:top w:w="0" w:type="dxa"/>
+            <w:bottom w:w="0" w:type="dxa"/>
+          </w:tblCellMar>
+        </w:tblPrEx>
         <w:tc>
           <w:tcPr>
             <w:tcW w:w="0" w:type="auto"/>
@@ -2591,6 +2784,12 @@
         </w:tc>
       </w:tr>
       <w:tr>
+        <w:tblPrEx>
+          <w:tblCellMar>
+            <w:top w:w="0" w:type="dxa"/>
+            <w:bottom w:w="0" w:type="dxa"/>
+          </w:tblCellMar>
+        </w:tblPrEx>
         <w:tc>
           <w:tcPr>
             <w:tcW w:w="0" w:type="auto"/>
@@ -2665,6 +2864,12 @@
         </w:tc>
       </w:tr>
       <w:tr>
+        <w:tblPrEx>
+          <w:tblCellMar>
+            <w:top w:w="0" w:type="dxa"/>
+            <w:bottom w:w="0" w:type="dxa"/>
+          </w:tblCellMar>
+        </w:tblPrEx>
         <w:tc>
           <w:tcPr>
             <w:tcW w:w="0" w:type="auto"/>
@@ -2735,6 +2940,12 @@
         </w:tc>
       </w:tr>
       <w:tr>
+        <w:tblPrEx>
+          <w:tblCellMar>
+            <w:top w:w="0" w:type="dxa"/>
+            <w:bottom w:w="0" w:type="dxa"/>
+          </w:tblCellMar>
+        </w:tblPrEx>
         <w:tc>
           <w:tcPr>
             <w:tcW w:w="0" w:type="auto"/>
@@ -2805,6 +3016,12 @@
         </w:tc>
       </w:tr>
       <w:tr>
+        <w:tblPrEx>
+          <w:tblCellMar>
+            <w:top w:w="0" w:type="dxa"/>
+            <w:bottom w:w="0" w:type="dxa"/>
+          </w:tblCellMar>
+        </w:tblPrEx>
         <w:tc>
           <w:tcPr>
             <w:tcW w:w="0" w:type="auto"/>
@@ -2875,6 +3092,12 @@
         </w:tc>
       </w:tr>
       <w:tr>
+        <w:tblPrEx>
+          <w:tblCellMar>
+            <w:top w:w="0" w:type="dxa"/>
+            <w:bottom w:w="0" w:type="dxa"/>
+          </w:tblCellMar>
+        </w:tblPrEx>
         <w:tc>
           <w:tcPr>
             <w:tcW w:w="0" w:type="auto"/>
@@ -2967,6 +3190,12 @@
         <w:gridCol w:w="9746"/>
       </w:tblGrid>
       <w:tr>
+        <w:tblPrEx>
+          <w:tblCellMar>
+            <w:top w:w="0" w:type="dxa"/>
+            <w:bottom w:w="0" w:type="dxa"/>
+          </w:tblCellMar>
+        </w:tblPrEx>
         <w:tc>
           <w:tcPr>
             <w:tcW w:w="0" w:type="auto"/>
@@ -3023,6 +3252,12 @@
         <w:gridCol w:w="9746"/>
       </w:tblGrid>
       <w:tr>
+        <w:tblPrEx>
+          <w:tblCellMar>
+            <w:top w:w="0" w:type="dxa"/>
+            <w:bottom w:w="0" w:type="dxa"/>
+          </w:tblCellMar>
+        </w:tblPrEx>
         <w:tc>
           <w:tcPr>
             <w:tcW w:w="0" w:type="auto"/>
@@ -3079,6 +3314,12 @@
         <w:gridCol w:w="9746"/>
       </w:tblGrid>
       <w:tr>
+        <w:tblPrEx>
+          <w:tblCellMar>
+            <w:top w:w="0" w:type="dxa"/>
+            <w:bottom w:w="0" w:type="dxa"/>
+          </w:tblCellMar>
+        </w:tblPrEx>
         <w:tc>
           <w:tcPr>
             <w:tcW w:w="0" w:type="auto"/>
@@ -3157,6 +3398,12 @@
         <w:gridCol w:w="9746"/>
       </w:tblGrid>
       <w:tr>
+        <w:tblPrEx>
+          <w:tblCellMar>
+            <w:top w:w="0" w:type="dxa"/>
+            <w:bottom w:w="0" w:type="dxa"/>
+          </w:tblCellMar>
+        </w:tblPrEx>
         <w:tc>
           <w:tcPr>
             <w:tcW w:w="0" w:type="auto"/>
@@ -3214,6 +3461,12 @@
         <w:gridCol w:w="4873"/>
       </w:tblGrid>
       <w:tr>
+        <w:tblPrEx>
+          <w:tblCellMar>
+            <w:top w:w="0" w:type="dxa"/>
+            <w:bottom w:w="0" w:type="dxa"/>
+          </w:tblCellMar>
+        </w:tblPrEx>
         <w:tc>
           <w:tcPr>
             <w:tcW w:w="0" w:type="auto"/>
@@ -3242,7 +3495,6 @@
           </w:p>
           <w:p>
             <w:r>
-              <w:lastRenderedPageBreak/>
               <w:t>Alain SUZANNE – CSPS17 │ Niveau 1 C+R</w:t>
             </w:r>
           </w:p>
@@ -3284,13 +3536,11 @@
                 <w:b/>
                 <w:bCs/>
               </w:rPr>
-              <w:lastRenderedPageBreak/>
               <w:t>Le Maître d'Ouvrage</w:t>
             </w:r>
           </w:p>
           <w:p>
             <w:r>
-              <w:lastRenderedPageBreak/>
               <w:t>Nom / Prénom :</w:t>
             </w:r>
           </w:p>
@@ -3337,6 +3587,12 @@
         <w:gridCol w:w="9746"/>
       </w:tblGrid>
       <w:tr>
+        <w:tblPrEx>
+          <w:tblCellMar>
+            <w:top w:w="0" w:type="dxa"/>
+            <w:bottom w:w="0" w:type="dxa"/>
+          </w:tblCellMar>
+        </w:tblPrEx>
         <w:tc>
           <w:tcPr>
             <w:tcW w:w="0" w:type="auto"/>
@@ -3549,10 +3805,16 @@
       <w:tblLook w:val="0000" w:firstRow="0" w:lastRow="0" w:firstColumn="0" w:lastColumn="0" w:noHBand="0" w:noVBand="0"/>
     </w:tblPr>
     <w:tblGrid>
-      <w:gridCol w:w="2810"/>
-      <w:gridCol w:w="6936"/>
+      <w:gridCol w:w="1464"/>
+      <w:gridCol w:w="8282"/>
     </w:tblGrid>
     <w:tr>
+      <w:tblPrEx>
+        <w:tblCellMar>
+          <w:top w:w="0" w:type="dxa"/>
+          <w:bottom w:w="0" w:type="dxa"/>
+        </w:tblCellMar>
+      </w:tblPrEx>
       <w:tc>
         <w:tcPr>
           <w:tcW w:w="0" w:type="auto"/>
@@ -3570,58 +3832,27 @@
           </w:tcMar>
         </w:tcPr>
         <w:p>
+          <w:proofErr w:type="gramStart"/>
           <w:r>
             <w:rPr>
-              <w:noProof/>
+              <w:b/>
+              <w:bCs/>
+              <w:color w:val="1F4E79"/>
+              <w:sz w:val="22"/>
+              <w:szCs w:val="22"/>
             </w:rPr>
-            <w:drawing>
-              <wp:inline distT="0" distB="0" distL="0" distR="0" wp14:anchorId="069969C3" wp14:editId="467B1A28">
-                <wp:extent cx="1432560" cy="1023620"/>
-                <wp:effectExtent l="0" t="0" r="0" b="5080"/>
-                <wp:docPr id="1780031511" name="Image 1"/>
-                <wp:cNvGraphicFramePr>
-                  <a:graphicFrameLocks xmlns:a="http://schemas.openxmlformats.org/drawingml/2006/main" noChangeAspect="1"/>
-                </wp:cNvGraphicFramePr>
-                <a:graphic xmlns:a="http://schemas.openxmlformats.org/drawingml/2006/main">
-                  <a:graphicData uri="http://schemas.openxmlformats.org/drawingml/2006/picture">
-                    <pic:pic xmlns:pic="http://schemas.openxmlformats.org/drawingml/2006/picture">
-                      <pic:nvPicPr>
-                        <pic:cNvPr id="1780031511" name="Image 1"/>
-                        <pic:cNvPicPr>
-                          <a:picLocks noChangeAspect="1"/>
-                        </pic:cNvPicPr>
-                      </pic:nvPicPr>
-                      <pic:blipFill>
-                        <a:blip r:embed="rId1">
-                          <a:extLst>
-                            <a:ext uri="{28A0092B-C50C-407E-A947-70E740481C1C}">
-                              <a14:useLocalDpi xmlns:a14="http://schemas.microsoft.com/office/drawing/2010/main" val="0"/>
-                            </a:ext>
-                          </a:extLst>
-                        </a:blip>
-                        <a:srcRect/>
-                        <a:stretch>
-                          <a:fillRect/>
-                        </a:stretch>
-                      </pic:blipFill>
-                      <pic:spPr bwMode="auto">
-                        <a:xfrm>
-                          <a:off x="0" y="0"/>
-                          <a:ext cx="1432560" cy="1023620"/>
-                        </a:xfrm>
-                        <a:prstGeom prst="rect">
-                          <a:avLst/>
-                        </a:prstGeom>
-                        <a:noFill/>
-                        <a:ln>
-                          <a:noFill/>
-                        </a:ln>
-                      </pic:spPr>
-                    </pic:pic>
-                  </a:graphicData>
-                </a:graphic>
-              </wp:inline>
-            </w:drawing>
+            <w:t>[ LOGO</w:t>
+          </w:r>
+          <w:proofErr w:type="gramEnd"/>
+          <w:r>
+            <w:rPr>
+              <w:b/>
+              <w:bCs/>
+              <w:color w:val="1F4E79"/>
+              <w:sz w:val="22"/>
+              <w:szCs w:val="22"/>
+            </w:rPr>
+            <w:t xml:space="preserve"> ]</w:t>
           </w:r>
         </w:p>
       </w:tc>
@@ -4392,48 +4623,6 @@
       <w:szCs w:val="20"/>
     </w:rPr>
   </w:style>
-  <w:style w:type="paragraph" w:styleId="En-tte">
-    <w:name w:val="header"/>
-    <w:basedOn w:val="Normal"/>
-    <w:link w:val="En-tteCar"/>
-    <w:uiPriority w:val="99"/>
-    <w:unhideWhenUsed/>
-    <w:rsid w:val="001362A1"/>
-    <w:pPr>
-      <w:tabs>
-        <w:tab w:val="center" w:pos="4536"/>
-        <w:tab w:val="right" w:pos="9072"/>
-      </w:tabs>
-    </w:pPr>
-  </w:style>
-  <w:style w:type="character" w:customStyle="1" w:styleId="En-tteCar">
-    <w:name w:val="En-tête Car"/>
-    <w:basedOn w:val="Policepardfaut"/>
-    <w:link w:val="En-tte"/>
-    <w:uiPriority w:val="99"/>
-    <w:rsid w:val="001362A1"/>
-  </w:style>
-  <w:style w:type="paragraph" w:styleId="Pieddepage">
-    <w:name w:val="footer"/>
-    <w:basedOn w:val="Normal"/>
-    <w:link w:val="PieddepageCar"/>
-    <w:uiPriority w:val="99"/>
-    <w:unhideWhenUsed/>
-    <w:rsid w:val="001362A1"/>
-    <w:pPr>
-      <w:tabs>
-        <w:tab w:val="center" w:pos="4536"/>
-        <w:tab w:val="right" w:pos="9072"/>
-      </w:tabs>
-    </w:pPr>
-  </w:style>
-  <w:style w:type="character" w:customStyle="1" w:styleId="PieddepageCar">
-    <w:name w:val="Pied de page Car"/>
-    <w:basedOn w:val="Policepardfaut"/>
-    <w:link w:val="Pieddepage"/>
-    <w:uiPriority w:val="99"/>
-    <w:rsid w:val="001362A1"/>
-  </w:style>
 </w:styles>
 </file>
 

--- a/CSPS17_Rapport_Fin_Mission_v2.docx
+++ b/CSPS17_Rapport_Fin_Mission_v2.docx
@@ -182,7 +182,7 @@
                 <w:bCs/>
                 <w:color w:val="FFFFFF"/>
               </w:rPr>
-              <w:t>Chantier / Adresse</w:t>
+              <w:t>Chantier / Adresse : {{chantier_nom}} — {{chantier_adresse}}</w:t>
             </w:r>
           </w:p>
         </w:tc>
@@ -210,7 +210,7 @@
                 <w:bCs/>
                 <w:color w:val="FFFFFF"/>
               </w:rPr>
-              <w:t>Maître d'Ouvrage</w:t>
+              <w:t>Maître d'Ouvrage : {{moa_nom}}</w:t>
             </w:r>
           </w:p>
         </w:tc>
@@ -332,7 +332,7 @@
                 <w:bCs/>
                 <w:color w:val="FFFFFF"/>
               </w:rPr>
-              <w:t>Nature des travaux</w:t>
+              <w:t>Nature des travaux : {{chantier_nature}}</w:t>
             </w:r>
           </w:p>
         </w:tc>
